--- a/outputs/periodic_bursting/experiment_summary.docx
+++ b/outputs/periodic_bursting/experiment_summary.docx
@@ -203,7 +203,7 @@
           </w:tcPr>
           <w:p>
             <w:r>
-              <w:t>2026-05-13 10:30:31</w:t>
+              <w:t>2026-05-26 10:52:58</w:t>
             </w:r>
           </w:p>
         </w:tc>
@@ -253,7 +253,7 @@
           </w:tcPr>
           <w:p>
             <w:r>
-              <w:t>0.00029946</w:t>
+              <w:t>0.00034569</w:t>
             </w:r>
           </w:p>
         </w:tc>
@@ -263,7 +263,7 @@
           </w:tcPr>
           <w:p>
             <w:r>
-              <w:t>0.0005031</w:t>
+              <w:t>0.00058076</w:t>
             </w:r>
           </w:p>
         </w:tc>
@@ -273,7 +273,7 @@
           </w:tcPr>
           <w:p>
             <w:r>
-              <w:t>0.00042072</w:t>
+              <w:t>0.00049122</w:t>
             </w:r>
           </w:p>
         </w:tc>
@@ -283,7 +283,7 @@
           </w:tcPr>
           <w:p>
             <w:r>
-              <w:t>0.00034304</w:t>
+              <w:t>0.00039706</w:t>
             </w:r>
           </w:p>
         </w:tc>
